--- a/admin/Brochure.docx
+++ b/admin/Brochure.docx
@@ -89,7 +89,20 @@
         <w:jc w:val="both"/>
       </w:pPr>
       <w:r>
-        <w:t>Extraction de 100% des informations contenues dans la base de données de PL</w:t>
+        <w:t xml:space="preserve">Extraction de </w:t>
+      </w:r>
+      <w:r>
+        <w:rPr>
+          <w:b/>
+          <w:bCs/>
+        </w:rPr>
+        <w:t>100%</w:t>
+      </w:r>
+      <w:r>
+        <w:t xml:space="preserve"> des informations contenues dans la base de données de PL</w:t>
+      </w:r>
+      <w:r>
+        <w:t>, incluant les données de support qui ne sont pas visibles aux utilisateurs dans le logiciel</w:t>
       </w:r>
     </w:p>
     <w:p>
@@ -101,6 +114,237 @@
         </w:numPr>
         <w:jc w:val="both"/>
       </w:pPr>
+      <w:r>
+        <w:t xml:space="preserve">Export des données au format </w:t>
+      </w:r>
+      <w:r>
+        <w:rPr>
+          <w:b/>
+          <w:bCs/>
+        </w:rPr>
+        <w:t>XML</w:t>
+      </w:r>
+    </w:p>
+    <w:p>
+      <w:pPr>
+        <w:pStyle w:val="ListParagraph"/>
+        <w:numPr>
+          <w:ilvl w:val="0"/>
+          <w:numId w:val="7"/>
+        </w:numPr>
+        <w:jc w:val="both"/>
+      </w:pPr>
+      <w:r>
+        <w:t xml:space="preserve">Schéma de données au format </w:t>
+      </w:r>
+      <w:r>
+        <w:rPr>
+          <w:b/>
+          <w:bCs/>
+        </w:rPr>
+        <w:t>XSD</w:t>
+      </w:r>
+    </w:p>
+    <w:p>
+      <w:pPr>
+        <w:pStyle w:val="ListParagraph"/>
+        <w:numPr>
+          <w:ilvl w:val="0"/>
+          <w:numId w:val="7"/>
+        </w:numPr>
+        <w:jc w:val="both"/>
+      </w:pPr>
+      <w:r>
+        <w:rPr>
+          <w:b/>
+          <w:bCs/>
+        </w:rPr>
+        <w:t>Pièces jointes</w:t>
+      </w:r>
+      <w:r>
+        <w:t> : intégrées aux fichiers XML, ou dans des fichiers séparés</w:t>
+      </w:r>
+    </w:p>
+    <w:p>
+      <w:pPr>
+        <w:pStyle w:val="ListParagraph"/>
+        <w:numPr>
+          <w:ilvl w:val="0"/>
+          <w:numId w:val="7"/>
+        </w:numPr>
+        <w:jc w:val="both"/>
+      </w:pPr>
+      <w:r>
+        <w:rPr>
+          <w:b/>
+          <w:bCs/>
+        </w:rPr>
+        <w:t>Données pures </w:t>
+      </w:r>
+      <w:r>
+        <w:t>: les données sont exportées dans leur format pur, telles qu’elles sont stockées dans la base de données</w:t>
+      </w:r>
+    </w:p>
+    <w:p>
+      <w:pPr>
+        <w:pStyle w:val="ListParagraph"/>
+        <w:numPr>
+          <w:ilvl w:val="0"/>
+          <w:numId w:val="7"/>
+        </w:numPr>
+        <w:jc w:val="both"/>
+      </w:pPr>
+      <w:r>
+        <w:rPr>
+          <w:b/>
+          <w:bCs/>
+        </w:rPr>
+        <w:t>Structure claire</w:t>
+      </w:r>
+      <w:r>
+        <w:t xml:space="preserve"> : </w:t>
+      </w:r>
+      <w:r>
+        <w:t>noms de types d’objets et de champs simples et intuitifs</w:t>
+      </w:r>
+    </w:p>
+    <w:p>
+      <w:pPr>
+        <w:pStyle w:val="ListParagraph"/>
+        <w:numPr>
+          <w:ilvl w:val="0"/>
+          <w:numId w:val="7"/>
+        </w:numPr>
+        <w:jc w:val="both"/>
+      </w:pPr>
+      <w:r>
+        <w:rPr>
+          <w:b/>
+          <w:bCs/>
+        </w:rPr>
+        <w:t>Références</w:t>
+      </w:r>
+      <w:r>
+        <w:t xml:space="preserve">: </w:t>
+      </w:r>
+      <w:r>
+        <w:t>maintien des relations complexes entre les objets</w:t>
+      </w:r>
+    </w:p>
+    <w:p>
+      <w:pPr>
+        <w:pStyle w:val="ListParagraph"/>
+        <w:numPr>
+          <w:ilvl w:val="0"/>
+          <w:numId w:val="7"/>
+        </w:numPr>
+        <w:jc w:val="both"/>
+      </w:pPr>
+      <w:r>
+        <w:rPr>
+          <w:b/>
+          <w:bCs/>
+        </w:rPr>
+        <w:t>Multi-services</w:t>
+      </w:r>
+      <w:r>
+        <w:t xml:space="preserve"> : </w:t>
+      </w:r>
+      <w:r>
+        <w:t>support pour les bases de données PL qui sont en multi-services</w:t>
+      </w:r>
+    </w:p>
+    <w:p>
+      <w:pPr>
+        <w:pStyle w:val="ListParagraph"/>
+        <w:numPr>
+          <w:ilvl w:val="0"/>
+          <w:numId w:val="7"/>
+        </w:numPr>
+        <w:jc w:val="both"/>
+      </w:pPr>
+      <w:r>
+        <w:rPr>
+          <w:b/>
+          <w:bCs/>
+        </w:rPr>
+        <w:t>Informations sensibles</w:t>
+      </w:r>
+      <w:r>
+        <w:t xml:space="preserve"> : </w:t>
+      </w:r>
+      <w:r>
+        <w:t>possibilité d’exclure la migration de certaines données sensibles (assurance sociale, assurance maladie, date de naissance, code permanent, permis de conduire)</w:t>
+      </w:r>
+    </w:p>
+    <w:p>
+      <w:pPr>
+        <w:pStyle w:val="ListParagraph"/>
+        <w:numPr>
+          <w:ilvl w:val="0"/>
+          <w:numId w:val="7"/>
+        </w:numPr>
+        <w:jc w:val="both"/>
+      </w:pPr>
+      <w:r>
+        <w:rPr>
+          <w:b/>
+          <w:bCs/>
+        </w:rPr>
+        <w:t>Non-traité par IA</w:t>
+      </w:r>
+      <w:r>
+        <w:t xml:space="preserve"> : </w:t>
+      </w:r>
+      <w:r>
+        <w:t>les données sont traitées par des processus programmés, et non par un moteur d’intelligence artificielle</w:t>
+      </w:r>
+    </w:p>
+    <w:p>
+      <w:pPr>
+        <w:pStyle w:val="ListParagraph"/>
+        <w:numPr>
+          <w:ilvl w:val="0"/>
+          <w:numId w:val="7"/>
+        </w:numPr>
+        <w:jc w:val="both"/>
+      </w:pPr>
+      <w:r>
+        <w:rPr>
+          <w:b/>
+          <w:bCs/>
+        </w:rPr>
+        <w:t>Copie de sûreté immédiate</w:t>
+      </w:r>
+      <w:r>
+        <w:t xml:space="preserve"> : </w:t>
+      </w:r>
+      <w:r>
+        <w:t>la première extraction complète permet d’obtenir une copie de sûreté de toutes les données, permettant de sécuriser les données en cas de fin abrupte de PL</w:t>
+      </w:r>
+    </w:p>
+    <w:p>
+      <w:pPr>
+        <w:pStyle w:val="ListParagraph"/>
+        <w:numPr>
+          <w:ilvl w:val="0"/>
+          <w:numId w:val="7"/>
+        </w:numPr>
+        <w:jc w:val="both"/>
+      </w:pPr>
+      <w:r>
+        <w:rPr>
+          <w:b/>
+          <w:bCs/>
+        </w:rPr>
+        <w:t>Application de consultation des données </w:t>
+      </w:r>
+      <w:r>
+        <w:t xml:space="preserve">: </w:t>
+      </w:r>
+      <w:r>
+        <w:t>app web évoluée, permettant la recherche, la navigation et la consultation des données localement, gratuitement pour toujours.</w:t>
+      </w:r>
     </w:p>
     <w:sectPr>
       <w:footerReference w:type="default" r:id="rId9"/>
